--- a/S1-CL3-Cloud-Infrastructure-Improvement/assessments/AT2/AT2-exemplar-team-plan.docx
+++ b/S1-CL3-Cloud-Infrastructure-Improvement/assessments/AT2/AT2-exemplar-team-plan.docx
@@ -1639,7 +1639,7 @@
               <w:rPr>
                 <w:sz w:val="18"/>
               </w:rPr>
-              <w:t>Write the storage CloudFormation (S3 buckets with encryption/versioning/lifecycle, EBS) and the separate ap-south-1 residency stack.</w:t>
+              <w:t>Write the storage CloudFormation (S3 buckets with encryption/versioning/lifecycle, EBS), importing/naming what the other components reference.</w:t>
             </w:r>
           </w:p>
         </w:tc>
@@ -1658,7 +1658,7 @@
               <w:rPr>
                 <w:sz w:val="18"/>
               </w:rPr>
-              <w:t>Keep the residency buckets in the Mumbai region; reconcile lifecycle/retention with the design and the Indian Regulatory Requirements.</w:t>
+              <w:t>Reconcile lifecycle/retention with the design. The India log/books residency is addressed in the design only (per the Indian Regulatory Requirements) - it is not built as a separate deployed stack.</w:t>
             </w:r>
           </w:p>
         </w:tc>
